--- a/public/resume/Evanilson_Freitas_Curriculo_ATS.docx
+++ b/public/resume/Evanilson_Freitas_Curriculo_ATS.docx
@@ -44,7 +44,7 @@
         </w:rPr>
         <w:t xml:space="preserve">São Paulo — SP, Brasil  |  </w:t>
       </w:r>
-      <w:hyperlink w:history="1" r:id="rId0j3dduazefwndgla8efxw">
+      <w:hyperlink w:history="1" r:id="rIdbkw8vm5xlsa6w7bc2iwxq">
         <w:r>
           <w:rPr>
             <w:rFonts w:ascii="Arial" w:cs="Arial" w:eastAsia="Arial" w:hAnsi="Arial"/>
@@ -65,7 +65,7 @@
         </w:rPr>
         <w:t xml:space="preserve">  |  </w:t>
       </w:r>
-      <w:hyperlink w:history="1" r:id="rIdatbzqpeaf-ukwgjuqvknu">
+      <w:hyperlink w:history="1" r:id="rIdzq5vuoq5yb4hc_qcuv96y">
         <w:r>
           <w:rPr>
             <w:rFonts w:ascii="Arial" w:cs="Arial" w:eastAsia="Arial" w:hAnsi="Arial"/>
@@ -86,7 +86,7 @@
         </w:rPr>
         <w:t xml:space="preserve">  |  </w:t>
       </w:r>
-      <w:hyperlink w:history="1" r:id="rId3lmajfhbpkp32jii9lqa0">
+      <w:hyperlink w:history="1" r:id="rIdi5k8-orof3bhddvyx6f5v">
         <w:r>
           <w:rPr>
             <w:rFonts w:ascii="Arial" w:cs="Arial" w:eastAsia="Arial" w:hAnsi="Arial"/>
@@ -107,7 +107,7 @@
         </w:rPr>
         <w:t xml:space="preserve">  |  </w:t>
       </w:r>
-      <w:hyperlink w:history="1" r:id="rIdowcuiamq2ttjlccmt1ouf">
+      <w:hyperlink w:history="1" r:id="rIdy2sbysrfwk-qfboibylos">
         <w:r>
           <w:rPr>
             <w:rFonts w:ascii="Arial" w:cs="Arial" w:eastAsia="Arial" w:hAnsi="Arial"/>
@@ -265,31 +265,6 @@
           <w:szCs w:val="20"/>
         </w:rPr>
         <w:t xml:space="preserve">Colação de grau: 30/07/2024</w:t>
-      </w:r>
-    </w:p>
-    <w:p>
-      <w:pPr>
-        <w:keepNext/>
-        <w:spacing w:after="20" w:before="60"/>
-      </w:pPr>
-      <w:r>
-        <w:rPr>
-          <w:rFonts w:ascii="Arial" w:cs="Arial" w:eastAsia="Arial" w:hAnsi="Arial"/>
-          <w:b/>
-          <w:bCs/>
-          <w:sz w:val="20"/>
-          <w:szCs w:val="20"/>
-        </w:rPr>
-        <w:t xml:space="preserve">Mestrado em Engenharia de Software</w:t>
-      </w:r>
-      <w:r>
-        <w:rPr>
-          <w:rFonts w:ascii="Arial" w:cs="Arial" w:eastAsia="Arial" w:hAnsi="Arial"/>
-          <w:color w:val="59636E"/>
-          <w:sz w:val="20"/>
-          <w:szCs w:val="20"/>
-        </w:rPr>
-        <w:t xml:space="preserve"> — Matriculado</w:t>
       </w:r>
     </w:p>
     <w:p>

--- a/public/resume/Evanilson_Freitas_Curriculo_ATS.docx
+++ b/public/resume/Evanilson_Freitas_Curriculo_ATS.docx
@@ -28,7 +28,7 @@
           <w:sz w:val="20"/>
           <w:szCs w:val="20"/>
         </w:rPr>
-        <w:t xml:space="preserve">Business Intelligence · Data Science · Software Engineering</w:t>
+        <w:t xml:space="preserve">Data Science · Engenharia de Software · Inteligência de Negócios</w:t>
       </w:r>
     </w:p>
     <w:p>
@@ -44,7 +44,7 @@
         </w:rPr>
         <w:t xml:space="preserve">São Paulo — SP, Brasil  |  </w:t>
       </w:r>
-      <w:hyperlink w:history="1" r:id="rIdbkw8vm5xlsa6w7bc2iwxq">
+      <w:hyperlink w:history="1" r:id="rIdrn7h_ydasd-jwxpaysxnc">
         <w:r>
           <w:rPr>
             <w:rFonts w:ascii="Arial" w:cs="Arial" w:eastAsia="Arial" w:hAnsi="Arial"/>
@@ -65,7 +65,7 @@
         </w:rPr>
         <w:t xml:space="preserve">  |  </w:t>
       </w:r>
-      <w:hyperlink w:history="1" r:id="rIdzq5vuoq5yb4hc_qcuv96y">
+      <w:hyperlink w:history="1" r:id="rIdmzcpbbdmh3of6q5i22rg3">
         <w:r>
           <w:rPr>
             <w:rFonts w:ascii="Arial" w:cs="Arial" w:eastAsia="Arial" w:hAnsi="Arial"/>
@@ -86,7 +86,7 @@
         </w:rPr>
         <w:t xml:space="preserve">  |  </w:t>
       </w:r>
-      <w:hyperlink w:history="1" r:id="rIdi5k8-orof3bhddvyx6f5v">
+      <w:hyperlink w:history="1" r:id="rIddywvzjcp2ahpskeame4rp">
         <w:r>
           <w:rPr>
             <w:rFonts w:ascii="Arial" w:cs="Arial" w:eastAsia="Arial" w:hAnsi="Arial"/>
@@ -107,7 +107,7 @@
         </w:rPr>
         <w:t xml:space="preserve">  |  </w:t>
       </w:r>
-      <w:hyperlink w:history="1" r:id="rIdy2sbysrfwk-qfboibylos">
+      <w:hyperlink w:history="1" r:id="rIdebprp4yl81n0fpxkgxwqh">
         <w:r>
           <w:rPr>
             <w:rFonts w:ascii="Arial" w:cs="Arial" w:eastAsia="Arial" w:hAnsi="Arial"/>
@@ -150,7 +150,7 @@
           <w:sz w:val="20"/>
           <w:szCs w:val="20"/>
         </w:rPr>
-        <w:t xml:space="preserve">Profissional de dados e software, com formação em Análise e Desenvolvimento de Sistemas (Uninove) e MBA em Data Science (USP/ESALQ). Desenvolve soluções de Business Intelligence, análise de dados e aplicações web, com projetos em Python, SQL Server, TypeScript, React e ASP.NET Core.</w:t>
+        <w:t xml:space="preserve">Profissional de Business Intelligence e Engenharia de Software, com formação em Análise e Desenvolvimento de Sistemas (Uninove) e MBA em Data Science (USP/ESALQ). Conecta processos de negócio a soluções de dados, automação e software: BI comercial e operacional, precificação, integrações entre sistemas e aplicações web, com projetos em Python, FastAPI, SQL Server, TypeScript, React e ASP.NET Core.</w:t>
       </w:r>
     </w:p>
     <w:p>
@@ -363,16 +363,16 @@
           <w:sz w:val="20"/>
           <w:szCs w:val="20"/>
         </w:rPr>
-        <w:t xml:space="preserve">Marivan Finance</w:t>
-      </w:r>
-      <w:r>
-        <w:rPr>
-          <w:rFonts w:ascii="Arial" w:cs="Arial" w:eastAsia="Arial" w:hAnsi="Arial"/>
-          <w:color w:val="59636E"/>
-          <w:sz w:val="20"/>
-          <w:szCs w:val="20"/>
-        </w:rPr>
-        <w:t xml:space="preserve"> — Projeto autoral</w:t>
+        <w:t xml:space="preserve">Inteligência comercial e CRM</w:t>
+      </w:r>
+      <w:r>
+        <w:rPr>
+          <w:rFonts w:ascii="Arial" w:cs="Arial" w:eastAsia="Arial" w:hAnsi="Arial"/>
+          <w:color w:val="59636E"/>
+          <w:sz w:val="20"/>
+          <w:szCs w:val="20"/>
+        </w:rPr>
+        <w:t xml:space="preserve"> — Estudo · BI comercial</w:t>
       </w:r>
     </w:p>
     <w:p>
@@ -385,7 +385,7 @@
           <w:sz w:val="20"/>
           <w:szCs w:val="20"/>
         </w:rPr>
-        <w:t xml:space="preserve">Aplicação web para controle e planejamento financeiro: despesas, categorias, rateios, comprovantes e indicadores. Repositório privado.</w:t>
+        <w:t xml:space="preserve">Como transformar oportunidades, propostas e estágios de um CRM em indicadores comerciais com definição única, do funil ao forecast.</w:t>
       </w:r>
     </w:p>
     <w:p>
@@ -401,16 +401,16 @@
           <w:sz w:val="20"/>
           <w:szCs w:val="20"/>
         </w:rPr>
-        <w:t xml:space="preserve">Tecnologias: </w:t>
-      </w:r>
-      <w:r>
-        <w:rPr>
-          <w:rFonts w:ascii="Arial" w:cs="Arial" w:eastAsia="Arial" w:hAnsi="Arial"/>
-          <w:color w:val="59636E"/>
-          <w:sz w:val="20"/>
-          <w:szCs w:val="20"/>
-        </w:rPr>
-        <w:t xml:space="preserve">ASP.NET Core 10, C#, Entity Framework Core, SQL Server, Windows Authentication, IIS, GitHub</w:t>
+        <w:t xml:space="preserve">Conceitos e ferramentas: </w:t>
+      </w:r>
+      <w:r>
+        <w:rPr>
+          <w:rFonts w:ascii="Arial" w:cs="Arial" w:eastAsia="Arial" w:hAnsi="Arial"/>
+          <w:color w:val="59636E"/>
+          <w:sz w:val="20"/>
+          <w:szCs w:val="20"/>
+        </w:rPr>
+        <w:t xml:space="preserve">Modelagem dimensional, DAX, Power BI, indicadores comerciais</w:t>
       </w:r>
     </w:p>
     <w:p>
@@ -474,6 +474,69 @@
           <w:szCs w:val="20"/>
         </w:rPr>
         <w:t xml:space="preserve">Modelagem dimensional, SQL, ETL, Power BI, DAX</w:t>
+      </w:r>
+    </w:p>
+    <w:p>
+      <w:pPr>
+        <w:keepNext/>
+        <w:spacing w:after="20" w:before="80"/>
+      </w:pPr>
+      <w:r>
+        <w:rPr>
+          <w:rFonts w:ascii="Arial" w:cs="Arial" w:eastAsia="Arial" w:hAnsi="Arial"/>
+          <w:b/>
+          <w:bCs/>
+          <w:sz w:val="20"/>
+          <w:szCs w:val="20"/>
+        </w:rPr>
+        <w:t xml:space="preserve">Normalização de cidades com referência do IBGE</w:t>
+      </w:r>
+      <w:r>
+        <w:rPr>
+          <w:rFonts w:ascii="Arial" w:cs="Arial" w:eastAsia="Arial" w:hAnsi="Arial"/>
+          <w:color w:val="59636E"/>
+          <w:sz w:val="20"/>
+          <w:szCs w:val="20"/>
+        </w:rPr>
+        <w:t xml:space="preserve"> — Estudo · qualidade de dados</w:t>
+      </w:r>
+    </w:p>
+    <w:p>
+      <w:pPr>
+        <w:spacing w:after="20" w:before="0"/>
+      </w:pPr>
+      <w:r>
+        <w:rPr>
+          <w:rFonts w:ascii="Arial" w:cs="Arial" w:eastAsia="Arial" w:hAnsi="Arial"/>
+          <w:sz w:val="20"/>
+          <w:szCs w:val="20"/>
+        </w:rPr>
+        <w:t xml:space="preserve">Estudo de como reconciliar nomes de cidades digitados de forma livre com uma lista oficial, de modo determinístico e auditável.</w:t>
+      </w:r>
+    </w:p>
+    <w:p>
+      <w:pPr>
+        <w:spacing w:after="40" w:before="0"/>
+      </w:pPr>
+      <w:r>
+        <w:rPr>
+          <w:rFonts w:ascii="Arial" w:cs="Arial" w:eastAsia="Arial" w:hAnsi="Arial"/>
+          <w:b/>
+          <w:bCs/>
+          <w:color w:val="59636E"/>
+          <w:sz w:val="20"/>
+          <w:szCs w:val="20"/>
+        </w:rPr>
+        <w:t xml:space="preserve">Conceitos e ferramentas: </w:t>
+      </w:r>
+      <w:r>
+        <w:rPr>
+          <w:rFonts w:ascii="Arial" w:cs="Arial" w:eastAsia="Arial" w:hAnsi="Arial"/>
+          <w:color w:val="59636E"/>
+          <w:sz w:val="20"/>
+          <w:szCs w:val="20"/>
+        </w:rPr>
+        <w:t xml:space="preserve">Python, normalização de texto, similaridade, SQL</w:t>
       </w:r>
     </w:p>
     <w:p>
@@ -508,15 +571,15 @@
           <w:sz w:val="20"/>
           <w:szCs w:val="20"/>
         </w:rPr>
-        <w:t xml:space="preserve">Business Intelligence &amp; Analytics: </w:t>
-      </w:r>
-      <w:r>
-        <w:rPr>
-          <w:rFonts w:ascii="Arial" w:cs="Arial" w:eastAsia="Arial" w:hAnsi="Arial"/>
-          <w:sz w:val="20"/>
-          <w:szCs w:val="20"/>
-        </w:rPr>
-        <w:t xml:space="preserve">Power BI, DAX, Power Query, Modelagem dimensional, Indicadores</w:t>
+        <w:t xml:space="preserve">Business Intelligence e Analytics: </w:t>
+      </w:r>
+      <w:r>
+        <w:rPr>
+          <w:rFonts w:ascii="Arial" w:cs="Arial" w:eastAsia="Arial" w:hAnsi="Arial"/>
+          <w:sz w:val="20"/>
+          <w:szCs w:val="20"/>
+        </w:rPr>
+        <w:t xml:space="preserve">Power BI, DAX, Power Query, Modelagem dimensional, Indicadores e metas</w:t>
       </w:r>
     </w:p>
     <w:p>
@@ -531,15 +594,15 @@
           <w:sz w:val="20"/>
           <w:szCs w:val="20"/>
         </w:rPr>
-        <w:t xml:space="preserve">Data Science &amp; Engenharia de Dados: </w:t>
-      </w:r>
-      <w:r>
-        <w:rPr>
-          <w:rFonts w:ascii="Arial" w:cs="Arial" w:eastAsia="Arial" w:hAnsi="Arial"/>
-          <w:sz w:val="20"/>
-          <w:szCs w:val="20"/>
-        </w:rPr>
-        <w:t xml:space="preserve">Python, SQL, Estatística, ETL, Machine Learning</w:t>
+        <w:t xml:space="preserve">Engenharia de dados e SQL Server: </w:t>
+      </w:r>
+      <w:r>
+        <w:rPr>
+          <w:rFonts w:ascii="Arial" w:cs="Arial" w:eastAsia="Arial" w:hAnsi="Arial"/>
+          <w:sz w:val="20"/>
+          <w:szCs w:val="20"/>
+        </w:rPr>
+        <w:t xml:space="preserve">SQL Server, T-SQL, ETL, Python, Normalização de dados</w:t>
       </w:r>
     </w:p>
     <w:p>
@@ -562,7 +625,7 @@
           <w:sz w:val="20"/>
           <w:szCs w:val="20"/>
         </w:rPr>
-        <w:t xml:space="preserve">TypeScript, React, Next.js, Python, FastAPI, C#, ASP.NET Core, Entity Framework Core, SQL Server, Git</w:t>
+        <w:t xml:space="preserve">Python, FastAPI, TypeScript, React, Next.js, C#, ASP.NET Core, Entity Framework Core, Git</w:t>
       </w:r>
     </w:p>
     <w:p>
@@ -577,15 +640,61 @@
           <w:sz w:val="20"/>
           <w:szCs w:val="20"/>
         </w:rPr>
-        <w:t xml:space="preserve">Análise de Negócios &amp; Precificação: </w:t>
-      </w:r>
-      <w:r>
-        <w:rPr>
-          <w:rFonts w:ascii="Arial" w:cs="Arial" w:eastAsia="Arial" w:hAnsi="Arial"/>
-          <w:sz w:val="20"/>
-          <w:szCs w:val="20"/>
-        </w:rPr>
-        <w:t xml:space="preserve">Metodologia cost-plus, Regras de pricing, Análise de sensibilidade, Indicadores, Governança de acesso</w:t>
+        <w:t xml:space="preserve">Integrações e automações: </w:t>
+      </w:r>
+      <w:r>
+        <w:rPr>
+          <w:rFonts w:ascii="Arial" w:cs="Arial" w:eastAsia="Arial" w:hAnsi="Arial"/>
+          <w:sz w:val="20"/>
+          <w:szCs w:val="20"/>
+        </w:rPr>
+        <w:t xml:space="preserve">REST, OAuth 2.0, JWT, Webhooks, Power Automate</w:t>
+      </w:r>
+    </w:p>
+    <w:p>
+      <w:pPr>
+        <w:spacing w:after="40" w:before="0"/>
+      </w:pPr>
+      <w:r>
+        <w:rPr>
+          <w:rFonts w:ascii="Arial" w:cs="Arial" w:eastAsia="Arial" w:hAnsi="Arial"/>
+          <w:b/>
+          <w:bCs/>
+          <w:sz w:val="20"/>
+          <w:szCs w:val="20"/>
+        </w:rPr>
+        <w:t xml:space="preserve">Precificação e análise de negócios: </w:t>
+      </w:r>
+      <w:r>
+        <w:rPr>
+          <w:rFonts w:ascii="Arial" w:cs="Arial" w:eastAsia="Arial" w:hAnsi="Arial"/>
+          <w:sz w:val="20"/>
+          <w:szCs w:val="20"/>
+        </w:rPr>
+        <w:t xml:space="preserve">Cost-plus, Margem e markup, Análise de sensibilidade, Governança de acesso</w:t>
+      </w:r>
+    </w:p>
+    <w:p>
+      <w:pPr>
+        <w:spacing w:after="40" w:before="0"/>
+      </w:pPr>
+      <w:r>
+        <w:rPr>
+          <w:rFonts w:ascii="Arial" w:cs="Arial" w:eastAsia="Arial" w:hAnsi="Arial"/>
+          <w:b/>
+          <w:bCs/>
+          <w:sz w:val="20"/>
+          <w:szCs w:val="20"/>
+        </w:rPr>
+        <w:t xml:space="preserve">Data Science e IA aplicada: </w:t>
+      </w:r>
+      <w:r>
+        <w:rPr>
+          <w:rFonts w:ascii="Arial" w:cs="Arial" w:eastAsia="Arial" w:hAnsi="Arial"/>
+          <w:sz w:val="20"/>
+          <w:szCs w:val="20"/>
+        </w:rPr>
+        <w:t xml:space="preserve">Estatística, Python, RAG, Agentes (estudo)</w:t>
       </w:r>
     </w:p>
     <w:sectPr>

--- a/public/resume/Evanilson_Freitas_Curriculo_ATS.docx
+++ b/public/resume/Evanilson_Freitas_Curriculo_ATS.docx
@@ -44,7 +44,7 @@
         </w:rPr>
         <w:t xml:space="preserve">São Paulo — SP, Brasil  |  </w:t>
       </w:r>
-      <w:hyperlink w:history="1" r:id="rIdrn7h_ydasd-jwxpaysxnc">
+      <w:hyperlink w:history="1" r:id="rIdajhycmywbburq67eoh6es">
         <w:r>
           <w:rPr>
             <w:rFonts w:ascii="Arial" w:cs="Arial" w:eastAsia="Arial" w:hAnsi="Arial"/>
@@ -53,7 +53,7 @@
             <w:szCs w:val="20"/>
             <w:u w:val="single"/>
           </w:rPr>
-          <w:t xml:space="preserve">Evanilson.2631@hotmail.com</w:t>
+          <w:t xml:space="preserve">Evanilson.2631@outlook.com</w:t>
         </w:r>
       </w:hyperlink>
       <w:r>
@@ -65,7 +65,28 @@
         </w:rPr>
         <w:t xml:space="preserve">  |  </w:t>
       </w:r>
-      <w:hyperlink w:history="1" r:id="rIdmzcpbbdmh3of6q5i22rg3">
+      <w:hyperlink w:history="1" r:id="rId0-_th310gacytu0fd0gg0">
+        <w:r>
+          <w:rPr>
+            <w:rFonts w:ascii="Arial" w:cs="Arial" w:eastAsia="Arial" w:hAnsi="Arial"/>
+            <w:color w:val="0B5CAD"/>
+            <w:sz w:val="20"/>
+            <w:szCs w:val="20"/>
+            <w:u w:val="single"/>
+          </w:rPr>
+          <w:t xml:space="preserve">+55 11 96463-9228</w:t>
+        </w:r>
+      </w:hyperlink>
+      <w:r>
+        <w:rPr>
+          <w:rFonts w:ascii="Arial" w:cs="Arial" w:eastAsia="Arial" w:hAnsi="Arial"/>
+          <w:color w:val="59636E"/>
+          <w:sz w:val="20"/>
+          <w:szCs w:val="20"/>
+        </w:rPr>
+        <w:t xml:space="preserve">  |  </w:t>
+      </w:r>
+      <w:hyperlink w:history="1" r:id="rIdyj3j2kcnywdg44wvqhx_u">
         <w:r>
           <w:rPr>
             <w:rFonts w:ascii="Arial" w:cs="Arial" w:eastAsia="Arial" w:hAnsi="Arial"/>
@@ -86,7 +107,7 @@
         </w:rPr>
         <w:t xml:space="preserve">  |  </w:t>
       </w:r>
-      <w:hyperlink w:history="1" r:id="rIddywvzjcp2ahpskeame4rp">
+      <w:hyperlink w:history="1" r:id="rIdalzbz5nrpgrbzirqtesqk">
         <w:r>
           <w:rPr>
             <w:rFonts w:ascii="Arial" w:cs="Arial" w:eastAsia="Arial" w:hAnsi="Arial"/>
@@ -107,7 +128,7 @@
         </w:rPr>
         <w:t xml:space="preserve">  |  </w:t>
       </w:r>
-      <w:hyperlink w:history="1" r:id="rIdebprp4yl81n0fpxkgxwqh">
+      <w:hyperlink w:history="1" r:id="rIdabowhlvxmbj38vcz4q7a2">
         <w:r>
           <w:rPr>
             <w:rFonts w:ascii="Arial" w:cs="Arial" w:eastAsia="Arial" w:hAnsi="Arial"/>
@@ -150,7 +171,7 @@
           <w:sz w:val="20"/>
           <w:szCs w:val="20"/>
         </w:rPr>
-        <w:t xml:space="preserve">Profissional de Business Intelligence e Engenharia de Software, com formação em Análise e Desenvolvimento de Sistemas (Uninove) e MBA em Data Science (USP/ESALQ). Conecta processos de negócio a soluções de dados, automação e software: BI comercial e operacional, precificação, integrações entre sistemas e aplicações web, com projetos em Python, FastAPI, SQL Server, TypeScript, React e ASP.NET Core.</w:t>
+        <w:t xml:space="preserve">Profissional de Business Intelligence e Engenharia de Software, com formação em Análise e Desenvolvimento de Sistemas (Uninove) e MBA em Data Science (USP/ESALQ). Conecta processos de negócio a soluções de dados, automação e software: BI comercial e operacional, precificação, integrações entre sistemas e aplicações web, com projetos em Python, FastAPI, SQL Server, TypeScript e React, e noções de hospedagem em Windows Server e IIS.</w:t>
       </w:r>
     </w:p>
     <w:p>
@@ -300,16 +321,16 @@
           <w:sz w:val="20"/>
           <w:szCs w:val="20"/>
         </w:rPr>
-        <w:t xml:space="preserve">EasyPrice</w:t>
-      </w:r>
-      <w:r>
-        <w:rPr>
-          <w:rFonts w:ascii="Arial" w:cs="Arial" w:eastAsia="Arial" w:hAnsi="Arial"/>
-          <w:color w:val="59636E"/>
-          <w:sz w:val="20"/>
-          <w:szCs w:val="20"/>
-        </w:rPr>
-        <w:t xml:space="preserve"> — Corporativo</w:t>
+        <w:t xml:space="preserve">BI operacional</w:t>
+      </w:r>
+      <w:r>
+        <w:rPr>
+          <w:rFonts w:ascii="Arial" w:cs="Arial" w:eastAsia="Arial" w:hAnsi="Arial"/>
+          <w:color w:val="59636E"/>
+          <w:sz w:val="20"/>
+          <w:szCs w:val="20"/>
+        </w:rPr>
+        <w:t xml:space="preserve"> — Business Intelligence</w:t>
       </w:r>
     </w:p>
     <w:p>
@@ -322,7 +343,7 @@
           <w:sz w:val="20"/>
           <w:szCs w:val="20"/>
         </w:rPr>
-        <w:t xml:space="preserve">Plataforma web para simulação de preços de frete rodoviário (LTL e FTL), baseada em regras de pricing e na metodologia cost-plus. Código e dados não públicos.</w:t>
+        <w:t xml:space="preserve">Soluções de inteligência operacional: produtividade, coleta e entrega, SLA, extravio e avaria, ocorrências, qualidade e metas por filial, com visão executiva. Dados e telas não públicos.</w:t>
       </w:r>
     </w:p>
     <w:p>
@@ -338,16 +359,16 @@
           <w:sz w:val="20"/>
           <w:szCs w:val="20"/>
         </w:rPr>
-        <w:t xml:space="preserve">Tecnologias: </w:t>
-      </w:r>
-      <w:r>
-        <w:rPr>
-          <w:rFonts w:ascii="Arial" w:cs="Arial" w:eastAsia="Arial" w:hAnsi="Arial"/>
-          <w:color w:val="59636E"/>
-          <w:sz w:val="20"/>
-          <w:szCs w:val="20"/>
-        </w:rPr>
-        <w:t xml:space="preserve">Python, FastAPI, React, Next.js, TypeScript, SQL Server</w:t>
+        <w:t xml:space="preserve">Ferramentas: </w:t>
+      </w:r>
+      <w:r>
+        <w:rPr>
+          <w:rFonts w:ascii="Arial" w:cs="Arial" w:eastAsia="Arial" w:hAnsi="Arial"/>
+          <w:color w:val="59636E"/>
+          <w:sz w:val="20"/>
+          <w:szCs w:val="20"/>
+        </w:rPr>
+        <w:t xml:space="preserve">Power BI, DAX, Power Query, SQL, modelagem dimensional, data visualization, UX/UI</w:t>
       </w:r>
     </w:p>
     <w:p>
@@ -363,16 +384,16 @@
           <w:sz w:val="20"/>
           <w:szCs w:val="20"/>
         </w:rPr>
-        <w:t xml:space="preserve">Inteligência comercial e CRM</w:t>
-      </w:r>
-      <w:r>
-        <w:rPr>
-          <w:rFonts w:ascii="Arial" w:cs="Arial" w:eastAsia="Arial" w:hAnsi="Arial"/>
-          <w:color w:val="59636E"/>
-          <w:sz w:val="20"/>
-          <w:szCs w:val="20"/>
-        </w:rPr>
-        <w:t xml:space="preserve"> — Estudo · BI comercial</w:t>
+        <w:t xml:space="preserve">BI comercial</w:t>
+      </w:r>
+      <w:r>
+        <w:rPr>
+          <w:rFonts w:ascii="Arial" w:cs="Arial" w:eastAsia="Arial" w:hAnsi="Arial"/>
+          <w:color w:val="59636E"/>
+          <w:sz w:val="20"/>
+          <w:szCs w:val="20"/>
+        </w:rPr>
+        <w:t xml:space="preserve"> — Business Intelligence</w:t>
       </w:r>
     </w:p>
     <w:p>
@@ -385,7 +406,7 @@
           <w:sz w:val="20"/>
           <w:szCs w:val="20"/>
         </w:rPr>
-        <w:t xml:space="preserve">Como transformar oportunidades, propostas e estágios de um CRM em indicadores comerciais com definição única, do funil ao forecast.</w:t>
+        <w:t xml:space="preserve">Inteligência comercial: funil e oportunidades, hit rate, tracker comercial, price e frete por kg, margem e rentabilidade. Dados e telas não públicos.</w:t>
       </w:r>
     </w:p>
     <w:p>
@@ -401,16 +422,16 @@
           <w:sz w:val="20"/>
           <w:szCs w:val="20"/>
         </w:rPr>
-        <w:t xml:space="preserve">Conceitos e ferramentas: </w:t>
-      </w:r>
-      <w:r>
-        <w:rPr>
-          <w:rFonts w:ascii="Arial" w:cs="Arial" w:eastAsia="Arial" w:hAnsi="Arial"/>
-          <w:color w:val="59636E"/>
-          <w:sz w:val="20"/>
-          <w:szCs w:val="20"/>
-        </w:rPr>
-        <w:t xml:space="preserve">Modelagem dimensional, DAX, Power BI, indicadores comerciais</w:t>
+        <w:t xml:space="preserve">Ferramentas: </w:t>
+      </w:r>
+      <w:r>
+        <w:rPr>
+          <w:rFonts w:ascii="Arial" w:cs="Arial" w:eastAsia="Arial" w:hAnsi="Arial"/>
+          <w:color w:val="59636E"/>
+          <w:sz w:val="20"/>
+          <w:szCs w:val="20"/>
+        </w:rPr>
+        <w:t xml:space="preserve">Power BI, DAX, Power Query, SQL Server, CRM, Power Automate, storytelling com dados</w:t>
       </w:r>
     </w:p>
     <w:p>
@@ -426,16 +447,16 @@
           <w:sz w:val="20"/>
           <w:szCs w:val="20"/>
         </w:rPr>
-        <w:t xml:space="preserve">BI operacional em logística</w:t>
-      </w:r>
-      <w:r>
-        <w:rPr>
-          <w:rFonts w:ascii="Arial" w:cs="Arial" w:eastAsia="Arial" w:hAnsi="Arial"/>
-          <w:color w:val="59636E"/>
-          <w:sz w:val="20"/>
-          <w:szCs w:val="20"/>
-        </w:rPr>
-        <w:t xml:space="preserve"> — Demonstração</w:t>
+        <w:t xml:space="preserve">EasyPrice</w:t>
+      </w:r>
+      <w:r>
+        <w:rPr>
+          <w:rFonts w:ascii="Arial" w:cs="Arial" w:eastAsia="Arial" w:hAnsi="Arial"/>
+          <w:color w:val="59636E"/>
+          <w:sz w:val="20"/>
+          <w:szCs w:val="20"/>
+        </w:rPr>
+        <w:t xml:space="preserve"> — Corporativo</w:t>
       </w:r>
     </w:p>
     <w:p>
@@ -448,7 +469,7 @@
           <w:sz w:val="20"/>
           <w:szCs w:val="20"/>
         </w:rPr>
-        <w:t xml:space="preserve">Estudo de BI aplicado a operações logísticas, com dados simulados: volume, entregas, ocorrências e SLA por período e região. Demonstração implementada em TypeScript, React e SVG.</w:t>
+        <w:t xml:space="preserve">Plataforma web de simulação de preços de frete rodoviário (LTL e FTL), com regras de pricing, API, banco e hospedagem em ambiente Windows com IIS. Código e dados não públicos.</w:t>
       </w:r>
     </w:p>
     <w:p>
@@ -464,16 +485,16 @@
           <w:sz w:val="20"/>
           <w:szCs w:val="20"/>
         </w:rPr>
-        <w:t xml:space="preserve">Conceitos e ferramentas: </w:t>
-      </w:r>
-      <w:r>
-        <w:rPr>
-          <w:rFonts w:ascii="Arial" w:cs="Arial" w:eastAsia="Arial" w:hAnsi="Arial"/>
-          <w:color w:val="59636E"/>
-          <w:sz w:val="20"/>
-          <w:szCs w:val="20"/>
-        </w:rPr>
-        <w:t xml:space="preserve">Modelagem dimensional, SQL, ETL, Power BI, DAX</w:t>
+        <w:t xml:space="preserve">Tecnologias: </w:t>
+      </w:r>
+      <w:r>
+        <w:rPr>
+          <w:rFonts w:ascii="Arial" w:cs="Arial" w:eastAsia="Arial" w:hAnsi="Arial"/>
+          <w:color w:val="59636E"/>
+          <w:sz w:val="20"/>
+          <w:szCs w:val="20"/>
+        </w:rPr>
+        <w:t xml:space="preserve">Python, FastAPI, Next.js, React, TypeScript, SQL Server, IIS</w:t>
       </w:r>
     </w:p>
     <w:p>
@@ -489,16 +510,16 @@
           <w:sz w:val="20"/>
           <w:szCs w:val="20"/>
         </w:rPr>
-        <w:t xml:space="preserve">Normalização de cidades com referência do IBGE</w:t>
-      </w:r>
-      <w:r>
-        <w:rPr>
-          <w:rFonts w:ascii="Arial" w:cs="Arial" w:eastAsia="Arial" w:hAnsi="Arial"/>
-          <w:color w:val="59636E"/>
-          <w:sz w:val="20"/>
-          <w:szCs w:val="20"/>
-        </w:rPr>
-        <w:t xml:space="preserve"> — Estudo · qualidade de dados</w:t>
+        <w:t xml:space="preserve">Normalização de municípios</w:t>
+      </w:r>
+      <w:r>
+        <w:rPr>
+          <w:rFonts w:ascii="Arial" w:cs="Arial" w:eastAsia="Arial" w:hAnsi="Arial"/>
+          <w:color w:val="59636E"/>
+          <w:sz w:val="20"/>
+          <w:szCs w:val="20"/>
+        </w:rPr>
+        <w:t xml:space="preserve"> — Módulo do EasyPrice</w:t>
       </w:r>
     </w:p>
     <w:p>
@@ -511,7 +532,7 @@
           <w:sz w:val="20"/>
           <w:szCs w:val="20"/>
         </w:rPr>
-        <w:t xml:space="preserve">Estudo de como reconciliar nomes de cidades digitados de forma livre com uma lista oficial, de modo determinístico e auditável.</w:t>
+        <w:t xml:space="preserve">Conciliação de cidades digitadas com a base oficial de municípios, usando regras, aliases e similaridade de texto, com referência do IBGE e confirmação quando há dúvida.</w:t>
       </w:r>
     </w:p>
     <w:p>
@@ -527,7 +548,7 @@
           <w:sz w:val="20"/>
           <w:szCs w:val="20"/>
         </w:rPr>
-        <w:t xml:space="preserve">Conceitos e ferramentas: </w:t>
+        <w:t xml:space="preserve">Tecnologias: </w:t>
       </w:r>
       <w:r>
         <w:rPr>
@@ -571,15 +592,15 @@
           <w:sz w:val="20"/>
           <w:szCs w:val="20"/>
         </w:rPr>
-        <w:t xml:space="preserve">Business Intelligence e Analytics: </w:t>
-      </w:r>
-      <w:r>
-        <w:rPr>
-          <w:rFonts w:ascii="Arial" w:cs="Arial" w:eastAsia="Arial" w:hAnsi="Arial"/>
-          <w:sz w:val="20"/>
-          <w:szCs w:val="20"/>
-        </w:rPr>
-        <w:t xml:space="preserve">Power BI, DAX, Power Query, Modelagem dimensional, Indicadores e metas</w:t>
+        <w:t xml:space="preserve">Business Intelligence: </w:t>
+      </w:r>
+      <w:r>
+        <w:rPr>
+          <w:rFonts w:ascii="Arial" w:cs="Arial" w:eastAsia="Arial" w:hAnsi="Arial"/>
+          <w:sz w:val="20"/>
+          <w:szCs w:val="20"/>
+        </w:rPr>
+        <w:t xml:space="preserve">Power BI, DAX, Power Query, Modelagem dimensional, Data visualization, UX/UI de dashboards</w:t>
       </w:r>
     </w:p>
     <w:p>
@@ -594,15 +615,15 @@
           <w:sz w:val="20"/>
           <w:szCs w:val="20"/>
         </w:rPr>
-        <w:t xml:space="preserve">Engenharia de dados e SQL Server: </w:t>
-      </w:r>
-      <w:r>
-        <w:rPr>
-          <w:rFonts w:ascii="Arial" w:cs="Arial" w:eastAsia="Arial" w:hAnsi="Arial"/>
-          <w:sz w:val="20"/>
-          <w:szCs w:val="20"/>
-        </w:rPr>
-        <w:t xml:space="preserve">SQL Server, T-SQL, ETL, Python, Normalização de dados</w:t>
+        <w:t xml:space="preserve">Dados e SQL: </w:t>
+      </w:r>
+      <w:r>
+        <w:rPr>
+          <w:rFonts w:ascii="Arial" w:cs="Arial" w:eastAsia="Arial" w:hAnsi="Arial"/>
+          <w:sz w:val="20"/>
+          <w:szCs w:val="20"/>
+        </w:rPr>
+        <w:t xml:space="preserve">SQL Server, T-SQL, Procedures e views, ETL, Python</w:t>
       </w:r>
     </w:p>
     <w:p>
@@ -625,7 +646,7 @@
           <w:sz w:val="20"/>
           <w:szCs w:val="20"/>
         </w:rPr>
-        <w:t xml:space="preserve">Python, FastAPI, TypeScript, React, Next.js, C#, ASP.NET Core, Entity Framework Core, Git</w:t>
+        <w:t xml:space="preserve">Python, FastAPI, TypeScript, React, Next.js, C#, ASP.NET Core, APIs REST</w:t>
       </w:r>
     </w:p>
     <w:p>
@@ -640,15 +661,15 @@
           <w:sz w:val="20"/>
           <w:szCs w:val="20"/>
         </w:rPr>
-        <w:t xml:space="preserve">Integrações e automações: </w:t>
-      </w:r>
-      <w:r>
-        <w:rPr>
-          <w:rFonts w:ascii="Arial" w:cs="Arial" w:eastAsia="Arial" w:hAnsi="Arial"/>
-          <w:sz w:val="20"/>
-          <w:szCs w:val="20"/>
-        </w:rPr>
-        <w:t xml:space="preserve">REST, OAuth 2.0, JWT, Webhooks, Power Automate</w:t>
+        <w:t xml:space="preserve">Automação e integrações: </w:t>
+      </w:r>
+      <w:r>
+        <w:rPr>
+          <w:rFonts w:ascii="Arial" w:cs="Arial" w:eastAsia="Arial" w:hAnsi="Arial"/>
+          <w:sz w:val="20"/>
+          <w:szCs w:val="20"/>
+        </w:rPr>
+        <w:t xml:space="preserve">Power Automate, REST, CRM, ERP e TMS</w:t>
       </w:r>
     </w:p>
     <w:p>
@@ -663,38 +684,15 @@
           <w:sz w:val="20"/>
           <w:szCs w:val="20"/>
         </w:rPr>
-        <w:t xml:space="preserve">Precificação e análise de negócios: </w:t>
-      </w:r>
-      <w:r>
-        <w:rPr>
-          <w:rFonts w:ascii="Arial" w:cs="Arial" w:eastAsia="Arial" w:hAnsi="Arial"/>
-          <w:sz w:val="20"/>
-          <w:szCs w:val="20"/>
-        </w:rPr>
-        <w:t xml:space="preserve">Cost-plus, Margem e markup, Análise de sensibilidade, Governança de acesso</w:t>
-      </w:r>
-    </w:p>
-    <w:p>
-      <w:pPr>
-        <w:spacing w:after="40" w:before="0"/>
-      </w:pPr>
-      <w:r>
-        <w:rPr>
-          <w:rFonts w:ascii="Arial" w:cs="Arial" w:eastAsia="Arial" w:hAnsi="Arial"/>
-          <w:b/>
-          <w:bCs/>
-          <w:sz w:val="20"/>
-          <w:szCs w:val="20"/>
-        </w:rPr>
-        <w:t xml:space="preserve">Data Science e IA aplicada: </w:t>
-      </w:r>
-      <w:r>
-        <w:rPr>
-          <w:rFonts w:ascii="Arial" w:cs="Arial" w:eastAsia="Arial" w:hAnsi="Arial"/>
-          <w:sz w:val="20"/>
-          <w:szCs w:val="20"/>
-        </w:rPr>
-        <w:t xml:space="preserve">Estatística, Python, RAG, Agentes (estudo)</w:t>
+        <w:t xml:space="preserve">Infraestrutura e entrega: </w:t>
+      </w:r>
+      <w:r>
+        <w:rPr>
+          <w:rFonts w:ascii="Arial" w:cs="Arial" w:eastAsia="Arial" w:hAnsi="Arial"/>
+          <w:sz w:val="20"/>
+          <w:szCs w:val="20"/>
+        </w:rPr>
+        <w:t xml:space="preserve">IIS, Windows Server, Proxy reverso, Git, CI/CD (conceitos), Azure e Azure DevOps (estudo)</w:t>
       </w:r>
     </w:p>
     <w:sectPr>

--- a/public/resume/Evanilson_Freitas_Curriculo_ATS.docx
+++ b/public/resume/Evanilson_Freitas_Curriculo_ATS.docx
@@ -44,7 +44,7 @@
         </w:rPr>
         <w:t xml:space="preserve">São Paulo — SP, Brasil  |  </w:t>
       </w:r>
-      <w:hyperlink w:history="1" r:id="rIdajhycmywbburq67eoh6es">
+      <w:hyperlink w:history="1" r:id="rIdrlc-pz2av2z-npy0dshzm">
         <w:r>
           <w:rPr>
             <w:rFonts w:ascii="Arial" w:cs="Arial" w:eastAsia="Arial" w:hAnsi="Arial"/>
@@ -65,7 +65,7 @@
         </w:rPr>
         <w:t xml:space="preserve">  |  </w:t>
       </w:r>
-      <w:hyperlink w:history="1" r:id="rId0-_th310gacytu0fd0gg0">
+      <w:hyperlink w:history="1" r:id="rIdckmwdfiswsm5ns7x3lrfu">
         <w:r>
           <w:rPr>
             <w:rFonts w:ascii="Arial" w:cs="Arial" w:eastAsia="Arial" w:hAnsi="Arial"/>
@@ -86,7 +86,7 @@
         </w:rPr>
         <w:t xml:space="preserve">  |  </w:t>
       </w:r>
-      <w:hyperlink w:history="1" r:id="rIdyj3j2kcnywdg44wvqhx_u">
+      <w:hyperlink w:history="1" r:id="rIdygbpsnticjfl9_c7a9zvh">
         <w:r>
           <w:rPr>
             <w:rFonts w:ascii="Arial" w:cs="Arial" w:eastAsia="Arial" w:hAnsi="Arial"/>
@@ -107,7 +107,7 @@
         </w:rPr>
         <w:t xml:space="preserve">  |  </w:t>
       </w:r>
-      <w:hyperlink w:history="1" r:id="rIdalzbz5nrpgrbzirqtesqk">
+      <w:hyperlink w:history="1" r:id="rIdjjs3sot3nq0lvb4iis82x">
         <w:r>
           <w:rPr>
             <w:rFonts w:ascii="Arial" w:cs="Arial" w:eastAsia="Arial" w:hAnsi="Arial"/>
@@ -128,7 +128,7 @@
         </w:rPr>
         <w:t xml:space="preserve">  |  </w:t>
       </w:r>
-      <w:hyperlink w:history="1" r:id="rIdabowhlvxmbj38vcz4q7a2">
+      <w:hyperlink w:history="1" r:id="rId6gtukfjsovcmfff3w4iaz">
         <w:r>
           <w:rPr>
             <w:rFonts w:ascii="Arial" w:cs="Arial" w:eastAsia="Arial" w:hAnsi="Arial"/>
@@ -171,7 +171,7 @@
           <w:sz w:val="20"/>
           <w:szCs w:val="20"/>
         </w:rPr>
-        <w:t xml:space="preserve">Profissional de Business Intelligence e Engenharia de Software, com formação em Análise e Desenvolvimento de Sistemas (Uninove) e MBA em Data Science (USP/ESALQ). Conecta processos de negócio a soluções de dados, automação e software: BI comercial e operacional, precificação, integrações entre sistemas e aplicações web, com projetos em Python, FastAPI, SQL Server, TypeScript e React, e noções de hospedagem em Windows Server e IIS.</w:t>
+        <w:t xml:space="preserve">Profissional de Business Intelligence com trajetória que integra operação logística, inteligência comercial, engenharia de dados e desenvolvimento de software. Atua na construção de soluções analíticas corporativas: modelagem dimensional, transformação e integração de dados, governança de indicadores e análises de produtividade, rentabilidade, precificação e desempenho, com Power BI, DAX, Power Query, SQL Server e Python. Participa do desenvolvimento de plataformas de precificação, automações e soluções orientadas a regras de negócio, com APIs em FastAPI e interfaces em React, Next.js e TypeScript. Conhece hospedagem em IIS e Windows Server e a arquitetura do ecossistema Microsoft Azure e Azure DevOps. Traduz problemas operacionais e comerciais complexos em soluções tecnológicas orientadas à decisão. MBA em Data Science pela USP/ESALQ.</w:t>
       </w:r>
     </w:p>
     <w:p>
@@ -191,6 +191,521 @@
           <w:sz w:val="20"/>
           <w:szCs w:val="20"/>
         </w:rPr>
+        <w:t xml:space="preserve">EXPERIÊNCIA PROFISSIONAL</w:t>
+      </w:r>
+    </w:p>
+    <w:p>
+      <w:pPr>
+        <w:keepNext/>
+        <w:spacing w:after="10" w:before="120"/>
+      </w:pPr>
+      <w:r>
+        <w:rPr>
+          <w:rFonts w:ascii="Arial" w:cs="Arial" w:eastAsia="Arial" w:hAnsi="Arial"/>
+          <w:b/>
+          <w:bCs/>
+          <w:sz w:val="20"/>
+          <w:szCs w:val="20"/>
+        </w:rPr>
+        <w:t xml:space="preserve">Tragetta</w:t>
+      </w:r>
+      <w:r>
+        <w:rPr>
+          <w:rFonts w:ascii="Arial" w:cs="Arial" w:eastAsia="Arial" w:hAnsi="Arial"/>
+          <w:color w:val="59636E"/>
+          <w:sz w:val="20"/>
+          <w:szCs w:val="20"/>
+        </w:rPr>
+        <w:t xml:space="preserve"> — Guarulhos, São Paulo, Brasil</w:t>
+      </w:r>
+    </w:p>
+    <w:p>
+      <w:pPr>
+        <w:keepNext/>
+        <w:spacing w:after="20" w:before="0"/>
+      </w:pPr>
+      <w:r>
+        <w:rPr>
+          <w:rFonts w:ascii="Arial" w:cs="Arial" w:eastAsia="Arial" w:hAnsi="Arial"/>
+          <w:b/>
+          <w:bCs/>
+          <w:color w:val="59636E"/>
+          <w:sz w:val="20"/>
+          <w:szCs w:val="20"/>
+        </w:rPr>
+        <w:t xml:space="preserve">Atuação: </w:t>
+      </w:r>
+      <w:r>
+        <w:rPr>
+          <w:rFonts w:ascii="Arial" w:cs="Arial" w:eastAsia="Arial" w:hAnsi="Arial"/>
+          <w:color w:val="59636E"/>
+          <w:sz w:val="20"/>
+          <w:szCs w:val="20"/>
+        </w:rPr>
+        <w:t xml:space="preserve">Precificação e rentabilidade · Inteligência comercial e análise de oportunidades · Motores de cálculo · Integrações e automações</w:t>
+      </w:r>
+    </w:p>
+    <w:p>
+      <w:pPr>
+        <w:keepNext/>
+        <w:spacing w:after="0" w:before="60"/>
+      </w:pPr>
+      <w:r>
+        <w:rPr>
+          <w:rFonts w:ascii="Arial" w:cs="Arial" w:eastAsia="Arial" w:hAnsi="Arial"/>
+          <w:b/>
+          <w:bCs/>
+          <w:sz w:val="20"/>
+          <w:szCs w:val="20"/>
+        </w:rPr>
+        <w:t xml:space="preserve">Business Intelligence</w:t>
+      </w:r>
+      <w:r>
+        <w:rPr>
+          <w:rFonts w:ascii="Arial" w:cs="Arial" w:eastAsia="Arial" w:hAnsi="Arial"/>
+          <w:color w:val="59636E"/>
+          <w:sz w:val="20"/>
+          <w:szCs w:val="20"/>
+        </w:rPr>
+        <w:t xml:space="preserve"> | jun/2026 – atual</w:t>
+      </w:r>
+      <w:r>
+        <w:rPr>
+          <w:rFonts w:ascii="Arial" w:cs="Arial" w:eastAsia="Arial" w:hAnsi="Arial"/>
+          <w:color w:val="59636E"/>
+          <w:sz w:val="20"/>
+          <w:szCs w:val="20"/>
+        </w:rPr>
+        <w:t xml:space="preserve"> | Híbrido</w:t>
+      </w:r>
+    </w:p>
+    <w:p>
+      <w:pPr>
+        <w:spacing w:after="30" w:before="10"/>
+      </w:pPr>
+      <w:r>
+        <w:rPr>
+          <w:rFonts w:ascii="Arial" w:cs="Arial" w:eastAsia="Arial" w:hAnsi="Arial"/>
+          <w:b/>
+          <w:bCs/>
+          <w:color w:val="59636E"/>
+          <w:sz w:val="20"/>
+          <w:szCs w:val="20"/>
+        </w:rPr>
+        <w:t xml:space="preserve">Competências: </w:t>
+      </w:r>
+      <w:r>
+        <w:rPr>
+          <w:rFonts w:ascii="Arial" w:cs="Arial" w:eastAsia="Arial" w:hAnsi="Arial"/>
+          <w:color w:val="59636E"/>
+          <w:sz w:val="20"/>
+          <w:szCs w:val="20"/>
+        </w:rPr>
+        <w:t xml:space="preserve">SQL, Microsoft Power BI</w:t>
+      </w:r>
+    </w:p>
+    <w:p>
+      <w:pPr>
+        <w:keepNext/>
+        <w:spacing w:after="0" w:before="60"/>
+      </w:pPr>
+      <w:r>
+        <w:rPr>
+          <w:rFonts w:ascii="Arial" w:cs="Arial" w:eastAsia="Arial" w:hAnsi="Arial"/>
+          <w:b/>
+          <w:bCs/>
+          <w:sz w:val="20"/>
+          <w:szCs w:val="20"/>
+        </w:rPr>
+        <w:t xml:space="preserve">Analista de Pricing</w:t>
+      </w:r>
+      <w:r>
+        <w:rPr>
+          <w:rFonts w:ascii="Arial" w:cs="Arial" w:eastAsia="Arial" w:hAnsi="Arial"/>
+          <w:color w:val="59636E"/>
+          <w:sz w:val="20"/>
+          <w:szCs w:val="20"/>
+        </w:rPr>
+        <w:t xml:space="preserve"> | jan/2026 – jun/2026</w:t>
+      </w:r>
+      <w:r>
+        <w:rPr>
+          <w:rFonts w:ascii="Arial" w:cs="Arial" w:eastAsia="Arial" w:hAnsi="Arial"/>
+          <w:color w:val="59636E"/>
+          <w:sz w:val="20"/>
+          <w:szCs w:val="20"/>
+        </w:rPr>
+        <w:t xml:space="preserve"> | Tempo integral</w:t>
+      </w:r>
+    </w:p>
+    <w:p>
+      <w:pPr>
+        <w:spacing w:after="30" w:before="10"/>
+      </w:pPr>
+      <w:r>
+        <w:rPr>
+          <w:rFonts w:ascii="Arial" w:cs="Arial" w:eastAsia="Arial" w:hAnsi="Arial"/>
+          <w:b/>
+          <w:bCs/>
+          <w:color w:val="59636E"/>
+          <w:sz w:val="20"/>
+          <w:szCs w:val="20"/>
+        </w:rPr>
+        <w:t xml:space="preserve">Competências: </w:t>
+      </w:r>
+      <w:r>
+        <w:rPr>
+          <w:rFonts w:ascii="Arial" w:cs="Arial" w:eastAsia="Arial" w:hAnsi="Arial"/>
+          <w:color w:val="59636E"/>
+          <w:sz w:val="20"/>
+          <w:szCs w:val="20"/>
+        </w:rPr>
+        <w:t xml:space="preserve">Estatística, Python</w:t>
+      </w:r>
+    </w:p>
+    <w:p>
+      <w:pPr>
+        <w:keepNext/>
+        <w:spacing w:after="0" w:before="60"/>
+      </w:pPr>
+      <w:r>
+        <w:rPr>
+          <w:rFonts w:ascii="Arial" w:cs="Arial" w:eastAsia="Arial" w:hAnsi="Arial"/>
+          <w:b/>
+          <w:bCs/>
+          <w:sz w:val="20"/>
+          <w:szCs w:val="20"/>
+        </w:rPr>
+        <w:t xml:space="preserve">Analista de Dados</w:t>
+      </w:r>
+      <w:r>
+        <w:rPr>
+          <w:rFonts w:ascii="Arial" w:cs="Arial" w:eastAsia="Arial" w:hAnsi="Arial"/>
+          <w:color w:val="59636E"/>
+          <w:sz w:val="20"/>
+          <w:szCs w:val="20"/>
+        </w:rPr>
+        <w:t xml:space="preserve"> | mar/2025 – jan/2026</w:t>
+      </w:r>
+      <w:r>
+        <w:rPr>
+          <w:rFonts w:ascii="Arial" w:cs="Arial" w:eastAsia="Arial" w:hAnsi="Arial"/>
+          <w:color w:val="59636E"/>
+          <w:sz w:val="20"/>
+          <w:szCs w:val="20"/>
+        </w:rPr>
+        <w:t xml:space="preserve"> | Tempo integral · Presencial</w:t>
+      </w:r>
+    </w:p>
+    <w:p>
+      <w:pPr>
+        <w:keepNext/>
+        <w:spacing w:after="10" w:before="120"/>
+      </w:pPr>
+      <w:r>
+        <w:rPr>
+          <w:rFonts w:ascii="Arial" w:cs="Arial" w:eastAsia="Arial" w:hAnsi="Arial"/>
+          <w:b/>
+          <w:bCs/>
+          <w:sz w:val="20"/>
+          <w:szCs w:val="20"/>
+        </w:rPr>
+        <w:t xml:space="preserve">Solistica</w:t>
+      </w:r>
+    </w:p>
+    <w:p>
+      <w:pPr>
+        <w:keepNext/>
+        <w:spacing w:after="0" w:before="60"/>
+      </w:pPr>
+      <w:r>
+        <w:rPr>
+          <w:rFonts w:ascii="Arial" w:cs="Arial" w:eastAsia="Arial" w:hAnsi="Arial"/>
+          <w:b/>
+          <w:bCs/>
+          <w:sz w:val="20"/>
+          <w:szCs w:val="20"/>
+        </w:rPr>
+        <w:t xml:space="preserve">Assistente Administrativo</w:t>
+      </w:r>
+      <w:r>
+        <w:rPr>
+          <w:rFonts w:ascii="Arial" w:cs="Arial" w:eastAsia="Arial" w:hAnsi="Arial"/>
+          <w:color w:val="59636E"/>
+          <w:sz w:val="20"/>
+          <w:szCs w:val="20"/>
+        </w:rPr>
+        <w:t xml:space="preserve"> | out/2021 – mar/2025</w:t>
+      </w:r>
+      <w:r>
+        <w:rPr>
+          <w:rFonts w:ascii="Arial" w:cs="Arial" w:eastAsia="Arial" w:hAnsi="Arial"/>
+          <w:color w:val="59636E"/>
+          <w:sz w:val="20"/>
+          <w:szCs w:val="20"/>
+        </w:rPr>
+        <w:t xml:space="preserve"> | Tempo integral · São Paulo, Brasil</w:t>
+      </w:r>
+    </w:p>
+    <w:p>
+      <w:pPr>
+        <w:pStyle w:val="ListParagraph"/>
+        <w:numPr>
+          <w:ilvl w:val="0"/>
+          <w:numId w:val="2"/>
+        </w:numPr>
+        <w:spacing w:after="40" w:before="0"/>
+      </w:pPr>
+      <w:r>
+        <w:rPr>
+          <w:rFonts w:ascii="Arial" w:cs="Arial" w:eastAsia="Arial" w:hAnsi="Arial"/>
+          <w:sz w:val="20"/>
+          <w:szCs w:val="20"/>
+        </w:rPr>
+        <w:t xml:space="preserve">Suporte à operação logística, com controle e prevenção de extravios e avarias</w:t>
+      </w:r>
+    </w:p>
+    <w:p>
+      <w:pPr>
+        <w:pStyle w:val="ListParagraph"/>
+        <w:numPr>
+          <w:ilvl w:val="0"/>
+          <w:numId w:val="2"/>
+        </w:numPr>
+        <w:spacing w:after="40" w:before="0"/>
+      </w:pPr>
+      <w:r>
+        <w:rPr>
+          <w:rFonts w:ascii="Arial" w:cs="Arial" w:eastAsia="Arial" w:hAnsi="Arial"/>
+          <w:sz w:val="20"/>
+          <w:szCs w:val="20"/>
+        </w:rPr>
+        <w:t xml:space="preserve">Gestão e análise de dados operacionais, com cálculos estatísticos e análises preditivas para maior previsibilidade</w:t>
+      </w:r>
+    </w:p>
+    <w:p>
+      <w:pPr>
+        <w:pStyle w:val="ListParagraph"/>
+        <w:numPr>
+          <w:ilvl w:val="0"/>
+          <w:numId w:val="2"/>
+        </w:numPr>
+        <w:spacing w:after="40" w:before="0"/>
+      </w:pPr>
+      <w:r>
+        <w:rPr>
+          <w:rFonts w:ascii="Arial" w:cs="Arial" w:eastAsia="Arial" w:hAnsi="Arial"/>
+          <w:sz w:val="20"/>
+          <w:szCs w:val="20"/>
+        </w:rPr>
+        <w:t xml:space="preserve">Criação de indicadores personalizados por cliente e por área</w:t>
+      </w:r>
+    </w:p>
+    <w:p>
+      <w:pPr>
+        <w:pStyle w:val="ListParagraph"/>
+        <w:numPr>
+          <w:ilvl w:val="0"/>
+          <w:numId w:val="2"/>
+        </w:numPr>
+        <w:spacing w:after="40" w:before="0"/>
+      </w:pPr>
+      <w:r>
+        <w:rPr>
+          <w:rFonts w:ascii="Arial" w:cs="Arial" w:eastAsia="Arial" w:hAnsi="Arial"/>
+          <w:sz w:val="20"/>
+          <w:szCs w:val="20"/>
+        </w:rPr>
+        <w:t xml:space="preserve">Administração das tecnologias utilizadas pelo setor</w:t>
+      </w:r>
+    </w:p>
+    <w:p>
+      <w:pPr>
+        <w:pStyle w:val="ListParagraph"/>
+        <w:numPr>
+          <w:ilvl w:val="0"/>
+          <w:numId w:val="2"/>
+        </w:numPr>
+        <w:spacing w:after="40" w:before="0"/>
+      </w:pPr>
+      <w:r>
+        <w:rPr>
+          <w:rFonts w:ascii="Arial" w:cs="Arial" w:eastAsia="Arial" w:hAnsi="Arial"/>
+          <w:sz w:val="20"/>
+          <w:szCs w:val="20"/>
+        </w:rPr>
+        <w:t xml:space="preserve">Identificação de melhorias e otimização de processos</w:t>
+      </w:r>
+    </w:p>
+    <w:p>
+      <w:pPr>
+        <w:pStyle w:val="ListParagraph"/>
+        <w:numPr>
+          <w:ilvl w:val="0"/>
+          <w:numId w:val="2"/>
+        </w:numPr>
+        <w:spacing w:after="40" w:before="0"/>
+      </w:pPr>
+      <w:r>
+        <w:rPr>
+          <w:rFonts w:ascii="Arial" w:cs="Arial" w:eastAsia="Arial" w:hAnsi="Arial"/>
+          <w:sz w:val="20"/>
+          <w:szCs w:val="20"/>
+        </w:rPr>
+        <w:t xml:space="preserve">Preparação de materiais, acompanhamento de resultados e apresentação de indicadores à gestão, em apoio à decisão</w:t>
+      </w:r>
+    </w:p>
+    <w:p>
+      <w:pPr>
+        <w:spacing w:after="30" w:before="10"/>
+      </w:pPr>
+      <w:r>
+        <w:rPr>
+          <w:rFonts w:ascii="Arial" w:cs="Arial" w:eastAsia="Arial" w:hAnsi="Arial"/>
+          <w:b/>
+          <w:bCs/>
+          <w:color w:val="59636E"/>
+          <w:sz w:val="20"/>
+          <w:szCs w:val="20"/>
+        </w:rPr>
+        <w:t xml:space="preserve">Competências: </w:t>
+      </w:r>
+      <w:r>
+        <w:rPr>
+          <w:rFonts w:ascii="Arial" w:cs="Arial" w:eastAsia="Arial" w:hAnsi="Arial"/>
+          <w:color w:val="59636E"/>
+          <w:sz w:val="20"/>
+          <w:szCs w:val="20"/>
+        </w:rPr>
+        <w:t xml:space="preserve">SQL, MySQL, Excel</w:t>
+      </w:r>
+    </w:p>
+    <w:p>
+      <w:pPr>
+        <w:keepNext/>
+        <w:spacing w:after="0" w:before="60"/>
+      </w:pPr>
+      <w:r>
+        <w:rPr>
+          <w:rFonts w:ascii="Arial" w:cs="Arial" w:eastAsia="Arial" w:hAnsi="Arial"/>
+          <w:b/>
+          <w:bCs/>
+          <w:sz w:val="20"/>
+          <w:szCs w:val="20"/>
+        </w:rPr>
+        <w:t xml:space="preserve">Aprendiz</w:t>
+      </w:r>
+      <w:r>
+        <w:rPr>
+          <w:rFonts w:ascii="Arial" w:cs="Arial" w:eastAsia="Arial" w:hAnsi="Arial"/>
+          <w:color w:val="59636E"/>
+          <w:sz w:val="20"/>
+          <w:szCs w:val="20"/>
+        </w:rPr>
+        <w:t xml:space="preserve"> | dez/2018 – ago/2020</w:t>
+      </w:r>
+      <w:r>
+        <w:rPr>
+          <w:rFonts w:ascii="Arial" w:cs="Arial" w:eastAsia="Arial" w:hAnsi="Arial"/>
+          <w:color w:val="59636E"/>
+          <w:sz w:val="20"/>
+          <w:szCs w:val="20"/>
+        </w:rPr>
+        <w:t xml:space="preserve"> | Meio período · Presencial · São Paulo, Brasil</w:t>
+      </w:r>
+    </w:p>
+    <w:p>
+      <w:pPr>
+        <w:keepNext/>
+        <w:spacing w:after="10" w:before="120"/>
+      </w:pPr>
+      <w:r>
+        <w:rPr>
+          <w:rFonts w:ascii="Arial" w:cs="Arial" w:eastAsia="Arial" w:hAnsi="Arial"/>
+          <w:b/>
+          <w:bCs/>
+          <w:sz w:val="20"/>
+          <w:szCs w:val="20"/>
+        </w:rPr>
+        <w:t xml:space="preserve">Transface Transportes Ltda.</w:t>
+      </w:r>
+    </w:p>
+    <w:p>
+      <w:pPr>
+        <w:keepNext/>
+        <w:spacing w:after="0" w:before="60"/>
+      </w:pPr>
+      <w:r>
+        <w:rPr>
+          <w:rFonts w:ascii="Arial" w:cs="Arial" w:eastAsia="Arial" w:hAnsi="Arial"/>
+          <w:b/>
+          <w:bCs/>
+          <w:sz w:val="20"/>
+          <w:szCs w:val="20"/>
+        </w:rPr>
+        <w:t xml:space="preserve">Assistente Administrativo</w:t>
+      </w:r>
+      <w:r>
+        <w:rPr>
+          <w:rFonts w:ascii="Arial" w:cs="Arial" w:eastAsia="Arial" w:hAnsi="Arial"/>
+          <w:color w:val="59636E"/>
+          <w:sz w:val="20"/>
+          <w:szCs w:val="20"/>
+        </w:rPr>
+        <w:t xml:space="preserve"> | nov/2021 – ago/2022</w:t>
+      </w:r>
+      <w:r>
+        <w:rPr>
+          <w:rFonts w:ascii="Arial" w:cs="Arial" w:eastAsia="Arial" w:hAnsi="Arial"/>
+          <w:color w:val="59636E"/>
+          <w:sz w:val="20"/>
+          <w:szCs w:val="20"/>
+        </w:rPr>
+        <w:t xml:space="preserve"> | Tempo integral · Presencial · São Paulo, São Paulo, Brasil</w:t>
+      </w:r>
+    </w:p>
+    <w:p>
+      <w:pPr>
+        <w:spacing w:after="30" w:before="10"/>
+      </w:pPr>
+      <w:r>
+        <w:rPr>
+          <w:rFonts w:ascii="Arial" w:cs="Arial" w:eastAsia="Arial" w:hAnsi="Arial"/>
+          <w:b/>
+          <w:bCs/>
+          <w:color w:val="59636E"/>
+          <w:sz w:val="20"/>
+          <w:szCs w:val="20"/>
+        </w:rPr>
+        <w:t xml:space="preserve">Competências: </w:t>
+      </w:r>
+      <w:r>
+        <w:rPr>
+          <w:rFonts w:ascii="Arial" w:cs="Arial" w:eastAsia="Arial" w:hAnsi="Arial"/>
+          <w:color w:val="59636E"/>
+          <w:sz w:val="20"/>
+          <w:szCs w:val="20"/>
+        </w:rPr>
+        <w:t xml:space="preserve">Expedição</w:t>
+      </w:r>
+    </w:p>
+    <w:p>
+      <w:pPr>
+        <w:keepNext/>
+        <w:pBdr>
+          <w:bottom w:val="single" w:color="BFBFBF" w:sz="4" w:space="2"/>
+        </w:pBdr>
+        <w:spacing w:after="80" w:before="240"/>
+      </w:pPr>
+      <w:r>
+        <w:rPr>
+          <w:rFonts w:ascii="Arial" w:cs="Arial" w:eastAsia="Arial" w:hAnsi="Arial"/>
+          <w:b/>
+          <w:bCs/>
+          <w:spacing w:val="20"/>
+          <w:sz w:val="20"/>
+          <w:szCs w:val="20"/>
+        </w:rPr>
         <w:t xml:space="preserve">FORMAÇÃO ACADÊMICA</w:t>
       </w:r>
     </w:p>
@@ -240,7 +755,7 @@
           <w:sz w:val="20"/>
           <w:szCs w:val="20"/>
         </w:rPr>
-        <w:t xml:space="preserve">Análise e Desenvolvimento de Sistemas</w:t>
+        <w:t xml:space="preserve">Tecnologia em Análise e Desenvolvimento de Sistemas</w:t>
       </w:r>
       <w:r>
         <w:rPr>
@@ -258,6 +773,20 @@
           <w:szCs w:val="20"/>
         </w:rPr>
         <w:t xml:space="preserve"> — Concluído</w:t>
+      </w:r>
+    </w:p>
+    <w:p>
+      <w:pPr>
+        <w:spacing w:after="20" w:before="0"/>
+      </w:pPr>
+      <w:r>
+        <w:rPr>
+          <w:rFonts w:ascii="Arial" w:cs="Arial" w:eastAsia="Arial" w:hAnsi="Arial"/>
+          <w:color w:val="59636E"/>
+          <w:sz w:val="20"/>
+          <w:szCs w:val="20"/>
+        </w:rPr>
+        <w:t xml:space="preserve">Período: jan de 2022 – jul de 2024</w:t>
       </w:r>
     </w:p>
     <w:p>
@@ -879,6 +1408,12 @@
   </w:abstractNum>
   <w:num w:numId="1">
     <w:abstractNumId w:val="1"/>
+    <w:lvlOverride w:ilvl="0">
+      <w:startOverride w:val="1"/>
+    </w:lvlOverride>
+  </w:num>
+  <w:num w:numId="2">
+    <w:abstractNumId w:val="2"/>
     <w:lvlOverride w:ilvl="0">
       <w:startOverride w:val="1"/>
     </w:lvlOverride>
